--- a/IndexInitialPages.docx
+++ b/IndexInitialPages.docx
@@ -2055,7 +2055,41 @@
           <w:sz w:val="36"/>
           <w:szCs w:val="36"/>
         </w:rPr>
-        <w:t>I hereby declare that the work presented in this project report titled “[Your Project Title]” is my own original work and has been carried out by me under the guidance of my project mentor.</w:t>
+        <w:t xml:space="preserve">I hereby declare that the work presented in this project report titled </w:t>
+      </w:r>
+      <w:r>
+        <w:rPr>
+          <w:b/>
+          <w:bCs/>
+          <w:sz w:val="36"/>
+          <w:szCs w:val="36"/>
+        </w:rPr>
+        <w:t>“</w:t>
+      </w:r>
+      <w:r>
+        <w:rPr>
+          <w:b/>
+          <w:bCs/>
+          <w:sz w:val="36"/>
+          <w:szCs w:val="36"/>
+        </w:rPr>
+        <w:t>Bookify – Online Bookstore Web Application</w:t>
+      </w:r>
+      <w:r>
+        <w:rPr>
+          <w:b/>
+          <w:bCs/>
+          <w:sz w:val="36"/>
+          <w:szCs w:val="36"/>
+        </w:rPr>
+        <w:t xml:space="preserve">” </w:t>
+      </w:r>
+      <w:r>
+        <w:rPr>
+          <w:sz w:val="36"/>
+          <w:szCs w:val="36"/>
+        </w:rPr>
+        <w:t>is my own original work and has been carried out by me under the guidance of my project mentor.</w:t>
       </w:r>
     </w:p>
     <w:p>
@@ -2217,16 +2251,33 @@
           <w:sz w:val="36"/>
           <w:szCs w:val="36"/>
         </w:rPr>
-        <w:t>02/04/2026</w:t>
-      </w:r>
-      <w:r>
-        <w:rPr>
-          <w:sz w:val="36"/>
-          <w:szCs w:val="36"/>
-        </w:rPr>
-        <w:br/>
-        <w:t>Signature:_________________</w:t>
-      </w:r>
+        <w:t>0</w:t>
+      </w:r>
+      <w:r>
+        <w:rPr>
+          <w:sz w:val="36"/>
+          <w:szCs w:val="36"/>
+        </w:rPr>
+        <w:t>3</w:t>
+      </w:r>
+      <w:r>
+        <w:rPr>
+          <w:sz w:val="36"/>
+          <w:szCs w:val="36"/>
+        </w:rPr>
+        <w:t>/04/2026</w:t>
+      </w:r>
+    </w:p>
+    <w:p>
+      <w:pPr>
+        <w:jc w:val="center"/>
+        <w:rPr>
+          <w:b/>
+          <w:bCs/>
+          <w:sz w:val="36"/>
+          <w:szCs w:val="36"/>
+        </w:rPr>
+      </w:pPr>
     </w:p>
     <w:p>
       <w:pPr>
@@ -3470,6 +3521,2086 @@
         </w:rPr>
       </w:pPr>
     </w:p>
+    <w:p>
+      <w:pPr>
+        <w:tabs>
+          <w:tab w:val="left" w:pos="645"/>
+        </w:tabs>
+        <w:jc w:val="center"/>
+        <w:rPr>
+          <w:b/>
+          <w:bCs/>
+          <w:sz w:val="32"/>
+          <w:szCs w:val="32"/>
+        </w:rPr>
+      </w:pPr>
+    </w:p>
+    <w:p>
+      <w:pPr>
+        <w:tabs>
+          <w:tab w:val="left" w:pos="645"/>
+        </w:tabs>
+        <w:jc w:val="center"/>
+        <w:rPr>
+          <w:b/>
+          <w:bCs/>
+          <w:sz w:val="32"/>
+          <w:szCs w:val="32"/>
+        </w:rPr>
+      </w:pPr>
+    </w:p>
+    <w:p>
+      <w:pPr>
+        <w:tabs>
+          <w:tab w:val="left" w:pos="645"/>
+        </w:tabs>
+        <w:jc w:val="center"/>
+        <w:rPr>
+          <w:b/>
+          <w:bCs/>
+          <w:sz w:val="32"/>
+          <w:szCs w:val="32"/>
+        </w:rPr>
+      </w:pPr>
+    </w:p>
+    <w:p>
+      <w:pPr>
+        <w:tabs>
+          <w:tab w:val="left" w:pos="645"/>
+        </w:tabs>
+        <w:jc w:val="center"/>
+        <w:rPr>
+          <w:b/>
+          <w:bCs/>
+          <w:sz w:val="32"/>
+          <w:szCs w:val="32"/>
+        </w:rPr>
+      </w:pPr>
+    </w:p>
+    <w:p>
+      <w:pPr>
+        <w:tabs>
+          <w:tab w:val="left" w:pos="645"/>
+        </w:tabs>
+        <w:jc w:val="center"/>
+        <w:rPr>
+          <w:b/>
+          <w:bCs/>
+          <w:sz w:val="32"/>
+          <w:szCs w:val="32"/>
+        </w:rPr>
+      </w:pPr>
+    </w:p>
+    <w:p>
+      <w:pPr>
+        <w:tabs>
+          <w:tab w:val="left" w:pos="645"/>
+        </w:tabs>
+        <w:jc w:val="center"/>
+        <w:rPr>
+          <w:b/>
+          <w:bCs/>
+          <w:sz w:val="32"/>
+          <w:szCs w:val="32"/>
+        </w:rPr>
+      </w:pPr>
+    </w:p>
+    <w:p>
+      <w:pPr>
+        <w:tabs>
+          <w:tab w:val="left" w:pos="645"/>
+        </w:tabs>
+        <w:jc w:val="center"/>
+        <w:rPr>
+          <w:b/>
+          <w:bCs/>
+          <w:sz w:val="32"/>
+          <w:szCs w:val="32"/>
+        </w:rPr>
+      </w:pPr>
+    </w:p>
+    <w:p>
+      <w:pPr>
+        <w:tabs>
+          <w:tab w:val="left" w:pos="645"/>
+        </w:tabs>
+        <w:jc w:val="center"/>
+        <w:rPr>
+          <w:b/>
+          <w:bCs/>
+          <w:sz w:val="32"/>
+          <w:szCs w:val="32"/>
+        </w:rPr>
+      </w:pPr>
+    </w:p>
+    <w:p>
+      <w:pPr>
+        <w:tabs>
+          <w:tab w:val="left" w:pos="645"/>
+        </w:tabs>
+        <w:jc w:val="center"/>
+        <w:rPr>
+          <w:b/>
+          <w:bCs/>
+          <w:sz w:val="32"/>
+          <w:szCs w:val="32"/>
+        </w:rPr>
+      </w:pPr>
+    </w:p>
+    <w:p>
+      <w:pPr>
+        <w:tabs>
+          <w:tab w:val="left" w:pos="645"/>
+        </w:tabs>
+        <w:jc w:val="center"/>
+        <w:rPr>
+          <w:b/>
+          <w:bCs/>
+          <w:sz w:val="32"/>
+          <w:szCs w:val="32"/>
+        </w:rPr>
+      </w:pPr>
+      <w:r>
+        <w:rPr>
+          <w:b/>
+          <w:bCs/>
+          <w:sz w:val="32"/>
+          <w:szCs w:val="32"/>
+        </w:rPr>
+        <w:lastRenderedPageBreak/>
+        <w:t>Index</w:t>
+      </w:r>
+    </w:p>
+    <w:p>
+      <w:pPr>
+        <w:jc w:val="center"/>
+        <w:rPr>
+          <w:b/>
+          <w:bCs/>
+          <w:sz w:val="32"/>
+          <w:szCs w:val="32"/>
+        </w:rPr>
+      </w:pPr>
+    </w:p>
+    <w:tbl>
+      <w:tblPr>
+        <w:tblW w:w="0" w:type="auto"/>
+        <w:tblBorders>
+          <w:top w:val="single" w:sz="4" w:space="0" w:color="auto"/>
+          <w:left w:val="single" w:sz="4" w:space="0" w:color="auto"/>
+          <w:bottom w:val="single" w:sz="4" w:space="0" w:color="auto"/>
+          <w:right w:val="single" w:sz="4" w:space="0" w:color="auto"/>
+          <w:insideH w:val="single" w:sz="4" w:space="0" w:color="auto"/>
+          <w:insideV w:val="single" w:sz="4" w:space="0" w:color="auto"/>
+        </w:tblBorders>
+        <w:tblLook w:val="04A0" w:firstRow="1" w:lastRow="0" w:firstColumn="1" w:lastColumn="0" w:noHBand="0" w:noVBand="1"/>
+      </w:tblPr>
+      <w:tblGrid>
+        <w:gridCol w:w="988"/>
+        <w:gridCol w:w="5022"/>
+        <w:gridCol w:w="3006"/>
+      </w:tblGrid>
+      <w:tr>
+        <w:tc>
+          <w:tcPr>
+            <w:tcW w:w="988" w:type="dxa"/>
+            <w:tcBorders>
+              <w:top w:val="single" w:sz="4" w:space="0" w:color="auto"/>
+              <w:left w:val="single" w:sz="4" w:space="0" w:color="auto"/>
+              <w:bottom w:val="single" w:sz="4" w:space="0" w:color="auto"/>
+              <w:right w:val="single" w:sz="4" w:space="0" w:color="auto"/>
+            </w:tcBorders>
+            <w:hideMark/>
+          </w:tcPr>
+          <w:p>
+            <w:pPr>
+              <w:rPr>
+                <w:sz w:val="32"/>
+                <w:szCs w:val="32"/>
+                <w:lang w:eastAsia="en-US"/>
+              </w:rPr>
+            </w:pPr>
+            <w:r>
+              <w:rPr>
+                <w:sz w:val="32"/>
+                <w:szCs w:val="32"/>
+              </w:rPr>
+              <w:t>Sr No</w:t>
+            </w:r>
+          </w:p>
+        </w:tc>
+        <w:tc>
+          <w:tcPr>
+            <w:tcW w:w="5022" w:type="dxa"/>
+            <w:tcBorders>
+              <w:top w:val="single" w:sz="4" w:space="0" w:color="auto"/>
+              <w:left w:val="single" w:sz="4" w:space="0" w:color="auto"/>
+              <w:bottom w:val="single" w:sz="4" w:space="0" w:color="auto"/>
+              <w:right w:val="single" w:sz="4" w:space="0" w:color="auto"/>
+            </w:tcBorders>
+            <w:hideMark/>
+          </w:tcPr>
+          <w:p>
+            <w:pPr>
+              <w:rPr>
+                <w:sz w:val="32"/>
+                <w:szCs w:val="32"/>
+              </w:rPr>
+            </w:pPr>
+            <w:r>
+              <w:rPr>
+                <w:sz w:val="32"/>
+                <w:szCs w:val="32"/>
+              </w:rPr>
+              <w:t>Title</w:t>
+            </w:r>
+          </w:p>
+        </w:tc>
+        <w:tc>
+          <w:tcPr>
+            <w:tcW w:w="3006" w:type="dxa"/>
+            <w:tcBorders>
+              <w:top w:val="single" w:sz="4" w:space="0" w:color="auto"/>
+              <w:left w:val="single" w:sz="4" w:space="0" w:color="auto"/>
+              <w:bottom w:val="single" w:sz="4" w:space="0" w:color="auto"/>
+              <w:right w:val="single" w:sz="4" w:space="0" w:color="auto"/>
+            </w:tcBorders>
+            <w:hideMark/>
+          </w:tcPr>
+          <w:p>
+            <w:pPr>
+              <w:rPr>
+                <w:sz w:val="32"/>
+                <w:szCs w:val="32"/>
+              </w:rPr>
+            </w:pPr>
+            <w:r>
+              <w:rPr>
+                <w:sz w:val="32"/>
+                <w:szCs w:val="32"/>
+              </w:rPr>
+              <w:t>Page No</w:t>
+            </w:r>
+          </w:p>
+        </w:tc>
+      </w:tr>
+      <w:tr>
+        <w:tc>
+          <w:tcPr>
+            <w:tcW w:w="988" w:type="dxa"/>
+            <w:tcBorders>
+              <w:top w:val="single" w:sz="4" w:space="0" w:color="auto"/>
+              <w:left w:val="single" w:sz="4" w:space="0" w:color="auto"/>
+              <w:bottom w:val="single" w:sz="4" w:space="0" w:color="auto"/>
+              <w:right w:val="single" w:sz="4" w:space="0" w:color="auto"/>
+            </w:tcBorders>
+            <w:hideMark/>
+          </w:tcPr>
+          <w:p>
+            <w:pPr>
+              <w:rPr>
+                <w:sz w:val="32"/>
+                <w:szCs w:val="32"/>
+              </w:rPr>
+            </w:pPr>
+            <w:r>
+              <w:rPr>
+                <w:sz w:val="32"/>
+                <w:szCs w:val="32"/>
+              </w:rPr>
+              <w:t>1</w:t>
+            </w:r>
+          </w:p>
+        </w:tc>
+        <w:tc>
+          <w:tcPr>
+            <w:tcW w:w="5022" w:type="dxa"/>
+            <w:tcBorders>
+              <w:top w:val="single" w:sz="4" w:space="0" w:color="auto"/>
+              <w:left w:val="single" w:sz="4" w:space="0" w:color="auto"/>
+              <w:bottom w:val="single" w:sz="4" w:space="0" w:color="auto"/>
+              <w:right w:val="single" w:sz="4" w:space="0" w:color="auto"/>
+            </w:tcBorders>
+            <w:hideMark/>
+          </w:tcPr>
+          <w:p>
+            <w:pPr>
+              <w:rPr>
+                <w:sz w:val="32"/>
+                <w:szCs w:val="32"/>
+              </w:rPr>
+            </w:pPr>
+            <w:r>
+              <w:rPr>
+                <w:sz w:val="32"/>
+                <w:szCs w:val="32"/>
+              </w:rPr>
+              <w:t>Project Timeline</w:t>
+            </w:r>
+          </w:p>
+        </w:tc>
+        <w:tc>
+          <w:tcPr>
+            <w:tcW w:w="3006" w:type="dxa"/>
+            <w:tcBorders>
+              <w:top w:val="single" w:sz="4" w:space="0" w:color="auto"/>
+              <w:left w:val="single" w:sz="4" w:space="0" w:color="auto"/>
+              <w:bottom w:val="single" w:sz="4" w:space="0" w:color="auto"/>
+              <w:right w:val="single" w:sz="4" w:space="0" w:color="auto"/>
+            </w:tcBorders>
+          </w:tcPr>
+          <w:p>
+            <w:pPr>
+              <w:rPr>
+                <w:sz w:val="32"/>
+                <w:szCs w:val="32"/>
+              </w:rPr>
+            </w:pPr>
+            <w:r>
+              <w:rPr>
+                <w:sz w:val="32"/>
+                <w:szCs w:val="32"/>
+              </w:rPr>
+              <w:t>1</w:t>
+            </w:r>
+          </w:p>
+        </w:tc>
+      </w:tr>
+      <w:tr>
+        <w:tc>
+          <w:tcPr>
+            <w:tcW w:w="988" w:type="dxa"/>
+            <w:tcBorders>
+              <w:top w:val="single" w:sz="4" w:space="0" w:color="auto"/>
+              <w:left w:val="single" w:sz="4" w:space="0" w:color="auto"/>
+              <w:bottom w:val="single" w:sz="4" w:space="0" w:color="auto"/>
+              <w:right w:val="single" w:sz="4" w:space="0" w:color="auto"/>
+            </w:tcBorders>
+          </w:tcPr>
+          <w:p>
+            <w:pPr>
+              <w:rPr>
+                <w:sz w:val="32"/>
+                <w:szCs w:val="32"/>
+              </w:rPr>
+            </w:pPr>
+            <w:r>
+              <w:rPr>
+                <w:sz w:val="32"/>
+                <w:szCs w:val="32"/>
+              </w:rPr>
+              <w:t>2</w:t>
+            </w:r>
+          </w:p>
+        </w:tc>
+        <w:tc>
+          <w:tcPr>
+            <w:tcW w:w="5022" w:type="dxa"/>
+            <w:tcBorders>
+              <w:top w:val="single" w:sz="4" w:space="0" w:color="auto"/>
+              <w:left w:val="single" w:sz="4" w:space="0" w:color="auto"/>
+              <w:bottom w:val="single" w:sz="4" w:space="0" w:color="auto"/>
+              <w:right w:val="single" w:sz="4" w:space="0" w:color="auto"/>
+            </w:tcBorders>
+          </w:tcPr>
+          <w:p>
+            <w:pPr>
+              <w:rPr>
+                <w:sz w:val="32"/>
+                <w:szCs w:val="32"/>
+              </w:rPr>
+            </w:pPr>
+            <w:r>
+              <w:rPr>
+                <w:sz w:val="32"/>
+                <w:szCs w:val="32"/>
+              </w:rPr>
+              <w:t>Need and Benefits of the System</w:t>
+            </w:r>
+          </w:p>
+        </w:tc>
+        <w:tc>
+          <w:tcPr>
+            <w:tcW w:w="3006" w:type="dxa"/>
+            <w:tcBorders>
+              <w:top w:val="single" w:sz="4" w:space="0" w:color="auto"/>
+              <w:left w:val="single" w:sz="4" w:space="0" w:color="auto"/>
+              <w:bottom w:val="single" w:sz="4" w:space="0" w:color="auto"/>
+              <w:right w:val="single" w:sz="4" w:space="0" w:color="auto"/>
+            </w:tcBorders>
+          </w:tcPr>
+          <w:p>
+            <w:pPr>
+              <w:rPr>
+                <w:sz w:val="32"/>
+                <w:szCs w:val="32"/>
+              </w:rPr>
+            </w:pPr>
+            <w:r>
+              <w:rPr>
+                <w:sz w:val="32"/>
+                <w:szCs w:val="32"/>
+              </w:rPr>
+              <w:t>2</w:t>
+            </w:r>
+          </w:p>
+        </w:tc>
+      </w:tr>
+      <w:tr>
+        <w:tc>
+          <w:tcPr>
+            <w:tcW w:w="988" w:type="dxa"/>
+            <w:tcBorders>
+              <w:top w:val="single" w:sz="4" w:space="0" w:color="auto"/>
+              <w:left w:val="single" w:sz="4" w:space="0" w:color="auto"/>
+              <w:bottom w:val="single" w:sz="4" w:space="0" w:color="auto"/>
+              <w:right w:val="single" w:sz="4" w:space="0" w:color="auto"/>
+            </w:tcBorders>
+            <w:hideMark/>
+          </w:tcPr>
+          <w:p>
+            <w:pPr>
+              <w:rPr>
+                <w:sz w:val="32"/>
+                <w:szCs w:val="32"/>
+              </w:rPr>
+            </w:pPr>
+            <w:r>
+              <w:rPr>
+                <w:sz w:val="32"/>
+                <w:szCs w:val="32"/>
+              </w:rPr>
+              <w:t>3</w:t>
+            </w:r>
+          </w:p>
+        </w:tc>
+        <w:tc>
+          <w:tcPr>
+            <w:tcW w:w="5022" w:type="dxa"/>
+            <w:tcBorders>
+              <w:top w:val="single" w:sz="4" w:space="0" w:color="auto"/>
+              <w:left w:val="single" w:sz="4" w:space="0" w:color="auto"/>
+              <w:bottom w:val="single" w:sz="4" w:space="0" w:color="auto"/>
+              <w:right w:val="single" w:sz="4" w:space="0" w:color="auto"/>
+            </w:tcBorders>
+            <w:hideMark/>
+          </w:tcPr>
+          <w:p>
+            <w:pPr>
+              <w:tabs>
+                <w:tab w:val="left" w:pos="988"/>
+              </w:tabs>
+              <w:rPr>
+                <w:sz w:val="32"/>
+                <w:szCs w:val="32"/>
+              </w:rPr>
+            </w:pPr>
+            <w:r>
+              <w:rPr>
+                <w:sz w:val="32"/>
+                <w:szCs w:val="32"/>
+              </w:rPr>
+              <w:t>Hardware/ Software Requirements</w:t>
+            </w:r>
+          </w:p>
+        </w:tc>
+        <w:tc>
+          <w:tcPr>
+            <w:tcW w:w="3006" w:type="dxa"/>
+            <w:tcBorders>
+              <w:top w:val="single" w:sz="4" w:space="0" w:color="auto"/>
+              <w:left w:val="single" w:sz="4" w:space="0" w:color="auto"/>
+              <w:bottom w:val="single" w:sz="4" w:space="0" w:color="auto"/>
+              <w:right w:val="single" w:sz="4" w:space="0" w:color="auto"/>
+            </w:tcBorders>
+          </w:tcPr>
+          <w:p>
+            <w:pPr>
+              <w:rPr>
+                <w:sz w:val="32"/>
+                <w:szCs w:val="32"/>
+              </w:rPr>
+            </w:pPr>
+            <w:r>
+              <w:rPr>
+                <w:sz w:val="32"/>
+                <w:szCs w:val="32"/>
+              </w:rPr>
+              <w:t>3</w:t>
+            </w:r>
+          </w:p>
+        </w:tc>
+      </w:tr>
+      <w:tr>
+        <w:tc>
+          <w:tcPr>
+            <w:tcW w:w="988" w:type="dxa"/>
+            <w:tcBorders>
+              <w:top w:val="single" w:sz="4" w:space="0" w:color="auto"/>
+              <w:left w:val="single" w:sz="4" w:space="0" w:color="auto"/>
+              <w:bottom w:val="single" w:sz="4" w:space="0" w:color="auto"/>
+              <w:right w:val="single" w:sz="4" w:space="0" w:color="auto"/>
+            </w:tcBorders>
+            <w:hideMark/>
+          </w:tcPr>
+          <w:p>
+            <w:pPr>
+              <w:rPr>
+                <w:sz w:val="32"/>
+                <w:szCs w:val="32"/>
+              </w:rPr>
+            </w:pPr>
+            <w:r>
+              <w:rPr>
+                <w:sz w:val="32"/>
+                <w:szCs w:val="32"/>
+              </w:rPr>
+              <w:t>4</w:t>
+            </w:r>
+          </w:p>
+        </w:tc>
+        <w:tc>
+          <w:tcPr>
+            <w:tcW w:w="5022" w:type="dxa"/>
+            <w:tcBorders>
+              <w:top w:val="single" w:sz="4" w:space="0" w:color="auto"/>
+              <w:left w:val="single" w:sz="4" w:space="0" w:color="auto"/>
+              <w:bottom w:val="single" w:sz="4" w:space="0" w:color="auto"/>
+              <w:right w:val="single" w:sz="4" w:space="0" w:color="auto"/>
+            </w:tcBorders>
+            <w:hideMark/>
+          </w:tcPr>
+          <w:p>
+            <w:pPr>
+              <w:tabs>
+                <w:tab w:val="left" w:pos="988"/>
+              </w:tabs>
+              <w:rPr>
+                <w:sz w:val="32"/>
+                <w:szCs w:val="32"/>
+              </w:rPr>
+            </w:pPr>
+            <w:r>
+              <w:rPr>
+                <w:sz w:val="32"/>
+                <w:szCs w:val="32"/>
+              </w:rPr>
+              <w:t>Feasibility Study</w:t>
+            </w:r>
+            <w:r>
+              <w:rPr>
+                <w:sz w:val="32"/>
+                <w:szCs w:val="32"/>
+              </w:rPr>
+              <w:t xml:space="preserve"> of the system</w:t>
+            </w:r>
+          </w:p>
+        </w:tc>
+        <w:tc>
+          <w:tcPr>
+            <w:tcW w:w="3006" w:type="dxa"/>
+            <w:tcBorders>
+              <w:top w:val="single" w:sz="4" w:space="0" w:color="auto"/>
+              <w:left w:val="single" w:sz="4" w:space="0" w:color="auto"/>
+              <w:bottom w:val="single" w:sz="4" w:space="0" w:color="auto"/>
+              <w:right w:val="single" w:sz="4" w:space="0" w:color="auto"/>
+            </w:tcBorders>
+          </w:tcPr>
+          <w:p>
+            <w:pPr>
+              <w:rPr>
+                <w:sz w:val="32"/>
+                <w:szCs w:val="32"/>
+              </w:rPr>
+            </w:pPr>
+            <w:r>
+              <w:rPr>
+                <w:sz w:val="32"/>
+                <w:szCs w:val="32"/>
+              </w:rPr>
+              <w:t>4</w:t>
+            </w:r>
+            <w:r>
+              <w:rPr>
+                <w:sz w:val="32"/>
+                <w:szCs w:val="32"/>
+              </w:rPr>
+              <w:t>-</w:t>
+            </w:r>
+            <w:r>
+              <w:rPr>
+                <w:sz w:val="32"/>
+                <w:szCs w:val="32"/>
+              </w:rPr>
+              <w:t>5</w:t>
+            </w:r>
+          </w:p>
+        </w:tc>
+      </w:tr>
+      <w:tr>
+        <w:tc>
+          <w:tcPr>
+            <w:tcW w:w="988" w:type="dxa"/>
+            <w:tcBorders>
+              <w:top w:val="single" w:sz="4" w:space="0" w:color="auto"/>
+              <w:left w:val="single" w:sz="4" w:space="0" w:color="auto"/>
+              <w:bottom w:val="single" w:sz="4" w:space="0" w:color="auto"/>
+              <w:right w:val="single" w:sz="4" w:space="0" w:color="auto"/>
+            </w:tcBorders>
+            <w:hideMark/>
+          </w:tcPr>
+          <w:p>
+            <w:pPr>
+              <w:rPr>
+                <w:sz w:val="32"/>
+                <w:szCs w:val="32"/>
+              </w:rPr>
+            </w:pPr>
+            <w:r>
+              <w:rPr>
+                <w:sz w:val="32"/>
+                <w:szCs w:val="32"/>
+              </w:rPr>
+              <w:t>5</w:t>
+            </w:r>
+          </w:p>
+        </w:tc>
+        <w:tc>
+          <w:tcPr>
+            <w:tcW w:w="5022" w:type="dxa"/>
+            <w:tcBorders>
+              <w:top w:val="single" w:sz="4" w:space="0" w:color="auto"/>
+              <w:left w:val="single" w:sz="4" w:space="0" w:color="auto"/>
+              <w:bottom w:val="single" w:sz="4" w:space="0" w:color="auto"/>
+              <w:right w:val="single" w:sz="4" w:space="0" w:color="auto"/>
+            </w:tcBorders>
+            <w:hideMark/>
+          </w:tcPr>
+          <w:p>
+            <w:pPr>
+              <w:tabs>
+                <w:tab w:val="left" w:pos="988"/>
+              </w:tabs>
+              <w:rPr>
+                <w:sz w:val="32"/>
+                <w:szCs w:val="32"/>
+              </w:rPr>
+            </w:pPr>
+            <w:r>
+              <w:rPr>
+                <w:sz w:val="32"/>
+                <w:szCs w:val="32"/>
+              </w:rPr>
+              <w:t>Architecture Diagram</w:t>
+            </w:r>
+          </w:p>
+        </w:tc>
+        <w:tc>
+          <w:tcPr>
+            <w:tcW w:w="3006" w:type="dxa"/>
+            <w:tcBorders>
+              <w:top w:val="single" w:sz="4" w:space="0" w:color="auto"/>
+              <w:left w:val="single" w:sz="4" w:space="0" w:color="auto"/>
+              <w:bottom w:val="single" w:sz="4" w:space="0" w:color="auto"/>
+              <w:right w:val="single" w:sz="4" w:space="0" w:color="auto"/>
+            </w:tcBorders>
+          </w:tcPr>
+          <w:p>
+            <w:pPr>
+              <w:rPr>
+                <w:sz w:val="32"/>
+                <w:szCs w:val="32"/>
+              </w:rPr>
+            </w:pPr>
+            <w:r>
+              <w:rPr>
+                <w:sz w:val="32"/>
+                <w:szCs w:val="32"/>
+              </w:rPr>
+              <w:t>6</w:t>
+            </w:r>
+          </w:p>
+        </w:tc>
+      </w:tr>
+      <w:tr>
+        <w:tc>
+          <w:tcPr>
+            <w:tcW w:w="988" w:type="dxa"/>
+            <w:tcBorders>
+              <w:top w:val="single" w:sz="4" w:space="0" w:color="auto"/>
+              <w:left w:val="single" w:sz="4" w:space="0" w:color="auto"/>
+              <w:bottom w:val="single" w:sz="4" w:space="0" w:color="auto"/>
+              <w:right w:val="single" w:sz="4" w:space="0" w:color="auto"/>
+            </w:tcBorders>
+          </w:tcPr>
+          <w:p>
+            <w:pPr>
+              <w:rPr>
+                <w:sz w:val="32"/>
+                <w:szCs w:val="32"/>
+              </w:rPr>
+            </w:pPr>
+            <w:r>
+              <w:rPr>
+                <w:sz w:val="32"/>
+                <w:szCs w:val="32"/>
+              </w:rPr>
+              <w:t>6</w:t>
+            </w:r>
+          </w:p>
+        </w:tc>
+        <w:tc>
+          <w:tcPr>
+            <w:tcW w:w="5022" w:type="dxa"/>
+            <w:tcBorders>
+              <w:top w:val="single" w:sz="4" w:space="0" w:color="auto"/>
+              <w:left w:val="single" w:sz="4" w:space="0" w:color="auto"/>
+              <w:bottom w:val="single" w:sz="4" w:space="0" w:color="auto"/>
+              <w:right w:val="single" w:sz="4" w:space="0" w:color="auto"/>
+            </w:tcBorders>
+          </w:tcPr>
+          <w:p>
+            <w:pPr>
+              <w:tabs>
+                <w:tab w:val="left" w:pos="988"/>
+              </w:tabs>
+              <w:rPr>
+                <w:sz w:val="32"/>
+                <w:szCs w:val="32"/>
+              </w:rPr>
+            </w:pPr>
+            <w:r>
+              <w:rPr>
+                <w:sz w:val="32"/>
+                <w:szCs w:val="32"/>
+              </w:rPr>
+              <w:t>Software Requirements Specification</w:t>
+            </w:r>
+          </w:p>
+        </w:tc>
+        <w:tc>
+          <w:tcPr>
+            <w:tcW w:w="3006" w:type="dxa"/>
+            <w:tcBorders>
+              <w:top w:val="single" w:sz="4" w:space="0" w:color="auto"/>
+              <w:left w:val="single" w:sz="4" w:space="0" w:color="auto"/>
+              <w:bottom w:val="single" w:sz="4" w:space="0" w:color="auto"/>
+              <w:right w:val="single" w:sz="4" w:space="0" w:color="auto"/>
+            </w:tcBorders>
+          </w:tcPr>
+          <w:p>
+            <w:pPr>
+              <w:rPr>
+                <w:sz w:val="32"/>
+                <w:szCs w:val="32"/>
+              </w:rPr>
+            </w:pPr>
+            <w:r>
+              <w:rPr>
+                <w:sz w:val="32"/>
+                <w:szCs w:val="32"/>
+              </w:rPr>
+              <w:t>7</w:t>
+            </w:r>
+            <w:r>
+              <w:rPr>
+                <w:sz w:val="32"/>
+                <w:szCs w:val="32"/>
+              </w:rPr>
+              <w:t>-1</w:t>
+            </w:r>
+            <w:r>
+              <w:rPr>
+                <w:sz w:val="32"/>
+                <w:szCs w:val="32"/>
+              </w:rPr>
+              <w:t>0</w:t>
+            </w:r>
+          </w:p>
+        </w:tc>
+      </w:tr>
+      <w:tr>
+        <w:tc>
+          <w:tcPr>
+            <w:tcW w:w="988" w:type="dxa"/>
+            <w:tcBorders>
+              <w:top w:val="single" w:sz="4" w:space="0" w:color="auto"/>
+              <w:left w:val="single" w:sz="4" w:space="0" w:color="auto"/>
+              <w:bottom w:val="single" w:sz="4" w:space="0" w:color="auto"/>
+              <w:right w:val="single" w:sz="4" w:space="0" w:color="auto"/>
+            </w:tcBorders>
+          </w:tcPr>
+          <w:p>
+            <w:pPr>
+              <w:rPr>
+                <w:sz w:val="32"/>
+                <w:szCs w:val="32"/>
+              </w:rPr>
+            </w:pPr>
+            <w:r>
+              <w:rPr>
+                <w:sz w:val="32"/>
+                <w:szCs w:val="32"/>
+              </w:rPr>
+              <w:t>6</w:t>
+            </w:r>
+          </w:p>
+        </w:tc>
+        <w:tc>
+          <w:tcPr>
+            <w:tcW w:w="5022" w:type="dxa"/>
+            <w:tcBorders>
+              <w:top w:val="single" w:sz="4" w:space="0" w:color="auto"/>
+              <w:left w:val="single" w:sz="4" w:space="0" w:color="auto"/>
+              <w:bottom w:val="single" w:sz="4" w:space="0" w:color="auto"/>
+              <w:right w:val="single" w:sz="4" w:space="0" w:color="auto"/>
+            </w:tcBorders>
+          </w:tcPr>
+          <w:p>
+            <w:pPr>
+              <w:tabs>
+                <w:tab w:val="left" w:pos="988"/>
+              </w:tabs>
+              <w:rPr>
+                <w:sz w:val="32"/>
+                <w:szCs w:val="32"/>
+              </w:rPr>
+            </w:pPr>
+            <w:r>
+              <w:rPr>
+                <w:sz w:val="32"/>
+                <w:szCs w:val="32"/>
+              </w:rPr>
+              <w:t>ER diagram</w:t>
+            </w:r>
+          </w:p>
+        </w:tc>
+        <w:tc>
+          <w:tcPr>
+            <w:tcW w:w="3006" w:type="dxa"/>
+            <w:tcBorders>
+              <w:top w:val="single" w:sz="4" w:space="0" w:color="auto"/>
+              <w:left w:val="single" w:sz="4" w:space="0" w:color="auto"/>
+              <w:bottom w:val="single" w:sz="4" w:space="0" w:color="auto"/>
+              <w:right w:val="single" w:sz="4" w:space="0" w:color="auto"/>
+            </w:tcBorders>
+          </w:tcPr>
+          <w:p>
+            <w:pPr>
+              <w:rPr>
+                <w:sz w:val="32"/>
+                <w:szCs w:val="32"/>
+              </w:rPr>
+            </w:pPr>
+            <w:r>
+              <w:rPr>
+                <w:sz w:val="32"/>
+                <w:szCs w:val="32"/>
+              </w:rPr>
+              <w:t>1</w:t>
+            </w:r>
+            <w:r>
+              <w:rPr>
+                <w:sz w:val="32"/>
+                <w:szCs w:val="32"/>
+              </w:rPr>
+              <w:t>1</w:t>
+            </w:r>
+            <w:r>
+              <w:rPr>
+                <w:sz w:val="32"/>
+                <w:szCs w:val="32"/>
+              </w:rPr>
+              <w:t>-1</w:t>
+            </w:r>
+            <w:r>
+              <w:rPr>
+                <w:sz w:val="32"/>
+                <w:szCs w:val="32"/>
+              </w:rPr>
+              <w:t>3</w:t>
+            </w:r>
+          </w:p>
+        </w:tc>
+      </w:tr>
+      <w:tr>
+        <w:tc>
+          <w:tcPr>
+            <w:tcW w:w="988" w:type="dxa"/>
+            <w:tcBorders>
+              <w:top w:val="single" w:sz="4" w:space="0" w:color="auto"/>
+              <w:left w:val="single" w:sz="4" w:space="0" w:color="auto"/>
+              <w:bottom w:val="single" w:sz="4" w:space="0" w:color="auto"/>
+              <w:right w:val="single" w:sz="4" w:space="0" w:color="auto"/>
+            </w:tcBorders>
+            <w:hideMark/>
+          </w:tcPr>
+          <w:p>
+            <w:pPr>
+              <w:rPr>
+                <w:sz w:val="32"/>
+                <w:szCs w:val="32"/>
+              </w:rPr>
+            </w:pPr>
+            <w:r>
+              <w:rPr>
+                <w:sz w:val="32"/>
+                <w:szCs w:val="32"/>
+              </w:rPr>
+              <w:t>7</w:t>
+            </w:r>
+          </w:p>
+        </w:tc>
+        <w:tc>
+          <w:tcPr>
+            <w:tcW w:w="5022" w:type="dxa"/>
+            <w:tcBorders>
+              <w:top w:val="single" w:sz="4" w:space="0" w:color="auto"/>
+              <w:left w:val="single" w:sz="4" w:space="0" w:color="auto"/>
+              <w:bottom w:val="single" w:sz="4" w:space="0" w:color="auto"/>
+              <w:right w:val="single" w:sz="4" w:space="0" w:color="auto"/>
+            </w:tcBorders>
+            <w:hideMark/>
+          </w:tcPr>
+          <w:p>
+            <w:pPr>
+              <w:tabs>
+                <w:tab w:val="left" w:pos="988"/>
+              </w:tabs>
+              <w:rPr>
+                <w:sz w:val="32"/>
+                <w:szCs w:val="32"/>
+              </w:rPr>
+            </w:pPr>
+            <w:r>
+              <w:rPr>
+                <w:sz w:val="32"/>
+                <w:szCs w:val="32"/>
+              </w:rPr>
+              <w:t>Data Dictionary</w:t>
+            </w:r>
+          </w:p>
+        </w:tc>
+        <w:tc>
+          <w:tcPr>
+            <w:tcW w:w="3006" w:type="dxa"/>
+            <w:tcBorders>
+              <w:top w:val="single" w:sz="4" w:space="0" w:color="auto"/>
+              <w:left w:val="single" w:sz="4" w:space="0" w:color="auto"/>
+              <w:bottom w:val="single" w:sz="4" w:space="0" w:color="auto"/>
+              <w:right w:val="single" w:sz="4" w:space="0" w:color="auto"/>
+            </w:tcBorders>
+          </w:tcPr>
+          <w:p>
+            <w:pPr>
+              <w:rPr>
+                <w:sz w:val="32"/>
+                <w:szCs w:val="32"/>
+              </w:rPr>
+            </w:pPr>
+            <w:r>
+              <w:rPr>
+                <w:sz w:val="32"/>
+                <w:szCs w:val="32"/>
+              </w:rPr>
+              <w:t>1</w:t>
+            </w:r>
+            <w:r>
+              <w:rPr>
+                <w:sz w:val="32"/>
+                <w:szCs w:val="32"/>
+              </w:rPr>
+              <w:t>4</w:t>
+            </w:r>
+            <w:r>
+              <w:rPr>
+                <w:sz w:val="32"/>
+                <w:szCs w:val="32"/>
+              </w:rPr>
+              <w:t>-1</w:t>
+            </w:r>
+            <w:r>
+              <w:rPr>
+                <w:sz w:val="32"/>
+                <w:szCs w:val="32"/>
+              </w:rPr>
+              <w:t>7</w:t>
+            </w:r>
+          </w:p>
+        </w:tc>
+      </w:tr>
+      <w:tr>
+        <w:tc>
+          <w:tcPr>
+            <w:tcW w:w="988" w:type="dxa"/>
+            <w:tcBorders>
+              <w:top w:val="single" w:sz="4" w:space="0" w:color="auto"/>
+              <w:left w:val="single" w:sz="4" w:space="0" w:color="auto"/>
+              <w:bottom w:val="single" w:sz="4" w:space="0" w:color="auto"/>
+              <w:right w:val="single" w:sz="4" w:space="0" w:color="auto"/>
+            </w:tcBorders>
+          </w:tcPr>
+          <w:p>
+            <w:pPr>
+              <w:rPr>
+                <w:sz w:val="32"/>
+                <w:szCs w:val="32"/>
+              </w:rPr>
+            </w:pPr>
+            <w:r>
+              <w:rPr>
+                <w:sz w:val="32"/>
+                <w:szCs w:val="32"/>
+              </w:rPr>
+              <w:t>8</w:t>
+            </w:r>
+          </w:p>
+        </w:tc>
+        <w:tc>
+          <w:tcPr>
+            <w:tcW w:w="5022" w:type="dxa"/>
+            <w:tcBorders>
+              <w:top w:val="single" w:sz="4" w:space="0" w:color="auto"/>
+              <w:left w:val="single" w:sz="4" w:space="0" w:color="auto"/>
+              <w:bottom w:val="single" w:sz="4" w:space="0" w:color="auto"/>
+              <w:right w:val="single" w:sz="4" w:space="0" w:color="auto"/>
+            </w:tcBorders>
+          </w:tcPr>
+          <w:p>
+            <w:pPr>
+              <w:tabs>
+                <w:tab w:val="left" w:pos="988"/>
+              </w:tabs>
+              <w:rPr>
+                <w:sz w:val="32"/>
+                <w:szCs w:val="32"/>
+              </w:rPr>
+            </w:pPr>
+            <w:r>
+              <w:rPr>
+                <w:sz w:val="32"/>
+                <w:szCs w:val="32"/>
+              </w:rPr>
+              <w:t>Algorithms, Store Procedures, constraints and triggers</w:t>
+            </w:r>
+          </w:p>
+        </w:tc>
+        <w:tc>
+          <w:tcPr>
+            <w:tcW w:w="3006" w:type="dxa"/>
+            <w:tcBorders>
+              <w:top w:val="single" w:sz="4" w:space="0" w:color="auto"/>
+              <w:left w:val="single" w:sz="4" w:space="0" w:color="auto"/>
+              <w:bottom w:val="single" w:sz="4" w:space="0" w:color="auto"/>
+              <w:right w:val="single" w:sz="4" w:space="0" w:color="auto"/>
+            </w:tcBorders>
+          </w:tcPr>
+          <w:p>
+            <w:pPr>
+              <w:rPr>
+                <w:sz w:val="32"/>
+                <w:szCs w:val="32"/>
+              </w:rPr>
+            </w:pPr>
+            <w:r>
+              <w:rPr>
+                <w:sz w:val="32"/>
+                <w:szCs w:val="32"/>
+              </w:rPr>
+              <w:t>1</w:t>
+            </w:r>
+            <w:r>
+              <w:rPr>
+                <w:sz w:val="32"/>
+                <w:szCs w:val="32"/>
+              </w:rPr>
+              <w:t>8</w:t>
+            </w:r>
+            <w:r>
+              <w:rPr>
+                <w:sz w:val="32"/>
+                <w:szCs w:val="32"/>
+              </w:rPr>
+              <w:t>-2</w:t>
+            </w:r>
+            <w:r>
+              <w:rPr>
+                <w:sz w:val="32"/>
+                <w:szCs w:val="32"/>
+              </w:rPr>
+              <w:t>1</w:t>
+            </w:r>
+          </w:p>
+        </w:tc>
+      </w:tr>
+      <w:tr>
+        <w:tc>
+          <w:tcPr>
+            <w:tcW w:w="988" w:type="dxa"/>
+            <w:tcBorders>
+              <w:top w:val="single" w:sz="4" w:space="0" w:color="auto"/>
+              <w:left w:val="single" w:sz="4" w:space="0" w:color="auto"/>
+              <w:bottom w:val="single" w:sz="4" w:space="0" w:color="auto"/>
+              <w:right w:val="single" w:sz="4" w:space="0" w:color="auto"/>
+            </w:tcBorders>
+            <w:hideMark/>
+          </w:tcPr>
+          <w:p>
+            <w:pPr>
+              <w:rPr>
+                <w:sz w:val="32"/>
+                <w:szCs w:val="32"/>
+              </w:rPr>
+            </w:pPr>
+            <w:r>
+              <w:rPr>
+                <w:sz w:val="32"/>
+                <w:szCs w:val="32"/>
+              </w:rPr>
+              <w:t>9</w:t>
+            </w:r>
+          </w:p>
+        </w:tc>
+        <w:tc>
+          <w:tcPr>
+            <w:tcW w:w="5022" w:type="dxa"/>
+            <w:tcBorders>
+              <w:top w:val="single" w:sz="4" w:space="0" w:color="auto"/>
+              <w:left w:val="single" w:sz="4" w:space="0" w:color="auto"/>
+              <w:bottom w:val="single" w:sz="4" w:space="0" w:color="auto"/>
+              <w:right w:val="single" w:sz="4" w:space="0" w:color="auto"/>
+            </w:tcBorders>
+            <w:hideMark/>
+          </w:tcPr>
+          <w:p>
+            <w:pPr>
+              <w:tabs>
+                <w:tab w:val="left" w:pos="988"/>
+              </w:tabs>
+              <w:rPr>
+                <w:sz w:val="32"/>
+                <w:szCs w:val="32"/>
+              </w:rPr>
+            </w:pPr>
+            <w:r>
+              <w:rPr>
+                <w:sz w:val="32"/>
+                <w:szCs w:val="32"/>
+              </w:rPr>
+              <w:t>Navigation Chart</w:t>
+            </w:r>
+          </w:p>
+        </w:tc>
+        <w:tc>
+          <w:tcPr>
+            <w:tcW w:w="3006" w:type="dxa"/>
+            <w:tcBorders>
+              <w:top w:val="single" w:sz="4" w:space="0" w:color="auto"/>
+              <w:left w:val="single" w:sz="4" w:space="0" w:color="auto"/>
+              <w:bottom w:val="single" w:sz="4" w:space="0" w:color="auto"/>
+              <w:right w:val="single" w:sz="4" w:space="0" w:color="auto"/>
+            </w:tcBorders>
+          </w:tcPr>
+          <w:p>
+            <w:pPr>
+              <w:rPr>
+                <w:sz w:val="32"/>
+                <w:szCs w:val="32"/>
+              </w:rPr>
+            </w:pPr>
+            <w:r>
+              <w:rPr>
+                <w:sz w:val="32"/>
+                <w:szCs w:val="32"/>
+              </w:rPr>
+              <w:t>2</w:t>
+            </w:r>
+            <w:r>
+              <w:rPr>
+                <w:sz w:val="32"/>
+                <w:szCs w:val="32"/>
+              </w:rPr>
+              <w:t>2</w:t>
+            </w:r>
+            <w:r>
+              <w:rPr>
+                <w:sz w:val="32"/>
+                <w:szCs w:val="32"/>
+              </w:rPr>
+              <w:t>-2</w:t>
+            </w:r>
+            <w:r>
+              <w:rPr>
+                <w:sz w:val="32"/>
+                <w:szCs w:val="32"/>
+              </w:rPr>
+              <w:t>3</w:t>
+            </w:r>
+          </w:p>
+        </w:tc>
+      </w:tr>
+      <w:tr>
+        <w:tc>
+          <w:tcPr>
+            <w:tcW w:w="988" w:type="dxa"/>
+            <w:tcBorders>
+              <w:top w:val="single" w:sz="4" w:space="0" w:color="auto"/>
+              <w:left w:val="single" w:sz="4" w:space="0" w:color="auto"/>
+              <w:bottom w:val="single" w:sz="4" w:space="0" w:color="auto"/>
+              <w:right w:val="single" w:sz="4" w:space="0" w:color="auto"/>
+            </w:tcBorders>
+            <w:hideMark/>
+          </w:tcPr>
+          <w:p>
+            <w:pPr>
+              <w:rPr>
+                <w:sz w:val="32"/>
+                <w:szCs w:val="32"/>
+              </w:rPr>
+            </w:pPr>
+            <w:r>
+              <w:rPr>
+                <w:sz w:val="32"/>
+                <w:szCs w:val="32"/>
+              </w:rPr>
+              <w:t>10</w:t>
+            </w:r>
+          </w:p>
+        </w:tc>
+        <w:tc>
+          <w:tcPr>
+            <w:tcW w:w="5022" w:type="dxa"/>
+            <w:tcBorders>
+              <w:top w:val="single" w:sz="4" w:space="0" w:color="auto"/>
+              <w:left w:val="single" w:sz="4" w:space="0" w:color="auto"/>
+              <w:bottom w:val="single" w:sz="4" w:space="0" w:color="auto"/>
+              <w:right w:val="single" w:sz="4" w:space="0" w:color="auto"/>
+            </w:tcBorders>
+            <w:hideMark/>
+          </w:tcPr>
+          <w:p>
+            <w:pPr>
+              <w:tabs>
+                <w:tab w:val="left" w:pos="988"/>
+              </w:tabs>
+              <w:rPr>
+                <w:sz w:val="32"/>
+                <w:szCs w:val="32"/>
+              </w:rPr>
+            </w:pPr>
+            <w:r>
+              <w:rPr>
+                <w:sz w:val="32"/>
+                <w:szCs w:val="32"/>
+              </w:rPr>
+              <w:t>GUI Screens</w:t>
+            </w:r>
+          </w:p>
+        </w:tc>
+        <w:tc>
+          <w:tcPr>
+            <w:tcW w:w="3006" w:type="dxa"/>
+            <w:tcBorders>
+              <w:top w:val="single" w:sz="4" w:space="0" w:color="auto"/>
+              <w:left w:val="single" w:sz="4" w:space="0" w:color="auto"/>
+              <w:bottom w:val="single" w:sz="4" w:space="0" w:color="auto"/>
+              <w:right w:val="single" w:sz="4" w:space="0" w:color="auto"/>
+            </w:tcBorders>
+          </w:tcPr>
+          <w:p>
+            <w:pPr>
+              <w:rPr>
+                <w:sz w:val="32"/>
+                <w:szCs w:val="32"/>
+              </w:rPr>
+            </w:pPr>
+            <w:r>
+              <w:rPr>
+                <w:sz w:val="32"/>
+                <w:szCs w:val="32"/>
+              </w:rPr>
+              <w:t>2</w:t>
+            </w:r>
+            <w:r>
+              <w:rPr>
+                <w:sz w:val="32"/>
+                <w:szCs w:val="32"/>
+              </w:rPr>
+              <w:t>4</w:t>
+            </w:r>
+            <w:r>
+              <w:rPr>
+                <w:sz w:val="32"/>
+                <w:szCs w:val="32"/>
+              </w:rPr>
+              <w:t>-5</w:t>
+            </w:r>
+            <w:r>
+              <w:rPr>
+                <w:sz w:val="32"/>
+                <w:szCs w:val="32"/>
+              </w:rPr>
+              <w:t>5</w:t>
+            </w:r>
+          </w:p>
+        </w:tc>
+      </w:tr>
+      <w:tr>
+        <w:tc>
+          <w:tcPr>
+            <w:tcW w:w="988" w:type="dxa"/>
+            <w:tcBorders>
+              <w:top w:val="single" w:sz="4" w:space="0" w:color="auto"/>
+              <w:left w:val="single" w:sz="4" w:space="0" w:color="auto"/>
+              <w:bottom w:val="single" w:sz="4" w:space="0" w:color="auto"/>
+              <w:right w:val="single" w:sz="4" w:space="0" w:color="auto"/>
+            </w:tcBorders>
+            <w:hideMark/>
+          </w:tcPr>
+          <w:p>
+            <w:pPr>
+              <w:rPr>
+                <w:sz w:val="32"/>
+                <w:szCs w:val="32"/>
+              </w:rPr>
+            </w:pPr>
+            <w:r>
+              <w:rPr>
+                <w:sz w:val="32"/>
+                <w:szCs w:val="32"/>
+              </w:rPr>
+              <w:t>11</w:t>
+            </w:r>
+          </w:p>
+        </w:tc>
+        <w:tc>
+          <w:tcPr>
+            <w:tcW w:w="5022" w:type="dxa"/>
+            <w:tcBorders>
+              <w:top w:val="single" w:sz="4" w:space="0" w:color="auto"/>
+              <w:left w:val="single" w:sz="4" w:space="0" w:color="auto"/>
+              <w:bottom w:val="single" w:sz="4" w:space="0" w:color="auto"/>
+              <w:right w:val="single" w:sz="4" w:space="0" w:color="auto"/>
+            </w:tcBorders>
+            <w:hideMark/>
+          </w:tcPr>
+          <w:p>
+            <w:pPr>
+              <w:tabs>
+                <w:tab w:val="left" w:pos="988"/>
+              </w:tabs>
+              <w:rPr>
+                <w:sz w:val="32"/>
+                <w:szCs w:val="32"/>
+              </w:rPr>
+            </w:pPr>
+            <w:r>
+              <w:rPr>
+                <w:sz w:val="32"/>
+                <w:szCs w:val="32"/>
+              </w:rPr>
+              <w:t>MIS</w:t>
+            </w:r>
+            <w:r>
+              <w:rPr>
+                <w:sz w:val="32"/>
+                <w:szCs w:val="32"/>
+              </w:rPr>
+              <w:t xml:space="preserve"> Report</w:t>
+            </w:r>
+          </w:p>
+        </w:tc>
+        <w:tc>
+          <w:tcPr>
+            <w:tcW w:w="3006" w:type="dxa"/>
+            <w:tcBorders>
+              <w:top w:val="single" w:sz="4" w:space="0" w:color="auto"/>
+              <w:left w:val="single" w:sz="4" w:space="0" w:color="auto"/>
+              <w:bottom w:val="single" w:sz="4" w:space="0" w:color="auto"/>
+              <w:right w:val="single" w:sz="4" w:space="0" w:color="auto"/>
+            </w:tcBorders>
+          </w:tcPr>
+          <w:p>
+            <w:pPr>
+              <w:rPr>
+                <w:sz w:val="32"/>
+                <w:szCs w:val="32"/>
+              </w:rPr>
+            </w:pPr>
+            <w:r>
+              <w:rPr>
+                <w:sz w:val="32"/>
+                <w:szCs w:val="32"/>
+              </w:rPr>
+              <w:t>5</w:t>
+            </w:r>
+            <w:r>
+              <w:rPr>
+                <w:sz w:val="32"/>
+                <w:szCs w:val="32"/>
+              </w:rPr>
+              <w:t>6</w:t>
+            </w:r>
+            <w:r>
+              <w:rPr>
+                <w:sz w:val="32"/>
+                <w:szCs w:val="32"/>
+              </w:rPr>
+              <w:t>-5</w:t>
+            </w:r>
+            <w:r>
+              <w:rPr>
+                <w:sz w:val="32"/>
+                <w:szCs w:val="32"/>
+              </w:rPr>
+              <w:t>7</w:t>
+            </w:r>
+          </w:p>
+        </w:tc>
+      </w:tr>
+      <w:tr>
+        <w:tc>
+          <w:tcPr>
+            <w:tcW w:w="988" w:type="dxa"/>
+            <w:tcBorders>
+              <w:top w:val="single" w:sz="4" w:space="0" w:color="auto"/>
+              <w:left w:val="single" w:sz="4" w:space="0" w:color="auto"/>
+              <w:bottom w:val="single" w:sz="4" w:space="0" w:color="auto"/>
+              <w:right w:val="single" w:sz="4" w:space="0" w:color="auto"/>
+            </w:tcBorders>
+            <w:hideMark/>
+          </w:tcPr>
+          <w:p>
+            <w:pPr>
+              <w:rPr>
+                <w:sz w:val="32"/>
+                <w:szCs w:val="32"/>
+              </w:rPr>
+            </w:pPr>
+            <w:r>
+              <w:rPr>
+                <w:sz w:val="32"/>
+                <w:szCs w:val="32"/>
+              </w:rPr>
+              <w:t>1</w:t>
+            </w:r>
+            <w:r>
+              <w:rPr>
+                <w:sz w:val="32"/>
+                <w:szCs w:val="32"/>
+              </w:rPr>
+              <w:t>2</w:t>
+            </w:r>
+          </w:p>
+        </w:tc>
+        <w:tc>
+          <w:tcPr>
+            <w:tcW w:w="5022" w:type="dxa"/>
+            <w:tcBorders>
+              <w:top w:val="single" w:sz="4" w:space="0" w:color="auto"/>
+              <w:left w:val="single" w:sz="4" w:space="0" w:color="auto"/>
+              <w:bottom w:val="single" w:sz="4" w:space="0" w:color="auto"/>
+              <w:right w:val="single" w:sz="4" w:space="0" w:color="auto"/>
+            </w:tcBorders>
+            <w:hideMark/>
+          </w:tcPr>
+          <w:p>
+            <w:pPr>
+              <w:tabs>
+                <w:tab w:val="left" w:pos="988"/>
+              </w:tabs>
+              <w:rPr>
+                <w:sz w:val="32"/>
+                <w:szCs w:val="32"/>
+              </w:rPr>
+            </w:pPr>
+            <w:r>
+              <w:rPr>
+                <w:sz w:val="32"/>
+                <w:szCs w:val="32"/>
+              </w:rPr>
+              <w:t>Test cases with Optimization Strategies</w:t>
+            </w:r>
+          </w:p>
+        </w:tc>
+        <w:tc>
+          <w:tcPr>
+            <w:tcW w:w="3006" w:type="dxa"/>
+            <w:tcBorders>
+              <w:top w:val="single" w:sz="4" w:space="0" w:color="auto"/>
+              <w:left w:val="single" w:sz="4" w:space="0" w:color="auto"/>
+              <w:bottom w:val="single" w:sz="4" w:space="0" w:color="auto"/>
+              <w:right w:val="single" w:sz="4" w:space="0" w:color="auto"/>
+            </w:tcBorders>
+          </w:tcPr>
+          <w:p>
+            <w:pPr>
+              <w:rPr>
+                <w:sz w:val="32"/>
+                <w:szCs w:val="32"/>
+              </w:rPr>
+            </w:pPr>
+            <w:r>
+              <w:rPr>
+                <w:sz w:val="32"/>
+                <w:szCs w:val="32"/>
+              </w:rPr>
+              <w:t>5</w:t>
+            </w:r>
+            <w:r>
+              <w:rPr>
+                <w:sz w:val="32"/>
+                <w:szCs w:val="32"/>
+              </w:rPr>
+              <w:t>8</w:t>
+            </w:r>
+            <w:r>
+              <w:rPr>
+                <w:sz w:val="32"/>
+                <w:szCs w:val="32"/>
+              </w:rPr>
+              <w:t>-</w:t>
+            </w:r>
+            <w:r>
+              <w:rPr>
+                <w:sz w:val="32"/>
+                <w:szCs w:val="32"/>
+              </w:rPr>
+              <w:t>59</w:t>
+            </w:r>
+          </w:p>
+        </w:tc>
+      </w:tr>
+      <w:tr>
+        <w:tc>
+          <w:tcPr>
+            <w:tcW w:w="988" w:type="dxa"/>
+            <w:tcBorders>
+              <w:top w:val="single" w:sz="4" w:space="0" w:color="auto"/>
+              <w:left w:val="single" w:sz="4" w:space="0" w:color="auto"/>
+              <w:bottom w:val="single" w:sz="4" w:space="0" w:color="auto"/>
+              <w:right w:val="single" w:sz="4" w:space="0" w:color="auto"/>
+            </w:tcBorders>
+            <w:hideMark/>
+          </w:tcPr>
+          <w:p>
+            <w:pPr>
+              <w:rPr>
+                <w:sz w:val="32"/>
+                <w:szCs w:val="32"/>
+              </w:rPr>
+            </w:pPr>
+            <w:r>
+              <w:rPr>
+                <w:sz w:val="32"/>
+                <w:szCs w:val="32"/>
+              </w:rPr>
+              <w:t>1</w:t>
+            </w:r>
+            <w:r>
+              <w:rPr>
+                <w:sz w:val="32"/>
+                <w:szCs w:val="32"/>
+              </w:rPr>
+              <w:t>3</w:t>
+            </w:r>
+          </w:p>
+        </w:tc>
+        <w:tc>
+          <w:tcPr>
+            <w:tcW w:w="5022" w:type="dxa"/>
+            <w:tcBorders>
+              <w:top w:val="single" w:sz="4" w:space="0" w:color="auto"/>
+              <w:left w:val="single" w:sz="4" w:space="0" w:color="auto"/>
+              <w:bottom w:val="single" w:sz="4" w:space="0" w:color="auto"/>
+              <w:right w:val="single" w:sz="4" w:space="0" w:color="auto"/>
+            </w:tcBorders>
+            <w:hideMark/>
+          </w:tcPr>
+          <w:p>
+            <w:pPr>
+              <w:tabs>
+                <w:tab w:val="left" w:pos="988"/>
+              </w:tabs>
+              <w:rPr>
+                <w:sz w:val="32"/>
+                <w:szCs w:val="32"/>
+              </w:rPr>
+            </w:pPr>
+            <w:r>
+              <w:rPr>
+                <w:sz w:val="32"/>
+                <w:szCs w:val="32"/>
+              </w:rPr>
+              <w:t>Learning and work Experience</w:t>
+            </w:r>
+          </w:p>
+        </w:tc>
+        <w:tc>
+          <w:tcPr>
+            <w:tcW w:w="3006" w:type="dxa"/>
+            <w:tcBorders>
+              <w:top w:val="single" w:sz="4" w:space="0" w:color="auto"/>
+              <w:left w:val="single" w:sz="4" w:space="0" w:color="auto"/>
+              <w:bottom w:val="single" w:sz="4" w:space="0" w:color="auto"/>
+              <w:right w:val="single" w:sz="4" w:space="0" w:color="auto"/>
+            </w:tcBorders>
+          </w:tcPr>
+          <w:p>
+            <w:pPr>
+              <w:rPr>
+                <w:sz w:val="32"/>
+                <w:szCs w:val="32"/>
+              </w:rPr>
+            </w:pPr>
+            <w:r>
+              <w:rPr>
+                <w:sz w:val="32"/>
+                <w:szCs w:val="32"/>
+              </w:rPr>
+              <w:t>6</w:t>
+            </w:r>
+            <w:r>
+              <w:rPr>
+                <w:sz w:val="32"/>
+                <w:szCs w:val="32"/>
+              </w:rPr>
+              <w:t>0</w:t>
+            </w:r>
+          </w:p>
+        </w:tc>
+      </w:tr>
+      <w:tr>
+        <w:tc>
+          <w:tcPr>
+            <w:tcW w:w="988" w:type="dxa"/>
+            <w:tcBorders>
+              <w:top w:val="single" w:sz="4" w:space="0" w:color="auto"/>
+              <w:left w:val="single" w:sz="4" w:space="0" w:color="auto"/>
+              <w:bottom w:val="single" w:sz="4" w:space="0" w:color="auto"/>
+              <w:right w:val="single" w:sz="4" w:space="0" w:color="auto"/>
+            </w:tcBorders>
+            <w:hideMark/>
+          </w:tcPr>
+          <w:p>
+            <w:pPr>
+              <w:rPr>
+                <w:sz w:val="32"/>
+                <w:szCs w:val="32"/>
+              </w:rPr>
+            </w:pPr>
+            <w:r>
+              <w:rPr>
+                <w:sz w:val="32"/>
+                <w:szCs w:val="32"/>
+              </w:rPr>
+              <w:t>1</w:t>
+            </w:r>
+            <w:r>
+              <w:rPr>
+                <w:sz w:val="32"/>
+                <w:szCs w:val="32"/>
+              </w:rPr>
+              <w:t>4</w:t>
+            </w:r>
+          </w:p>
+        </w:tc>
+        <w:tc>
+          <w:tcPr>
+            <w:tcW w:w="5022" w:type="dxa"/>
+            <w:tcBorders>
+              <w:top w:val="single" w:sz="4" w:space="0" w:color="auto"/>
+              <w:left w:val="single" w:sz="4" w:space="0" w:color="auto"/>
+              <w:bottom w:val="single" w:sz="4" w:space="0" w:color="auto"/>
+              <w:right w:val="single" w:sz="4" w:space="0" w:color="auto"/>
+            </w:tcBorders>
+            <w:hideMark/>
+          </w:tcPr>
+          <w:p>
+            <w:pPr>
+              <w:tabs>
+                <w:tab w:val="left" w:pos="988"/>
+              </w:tabs>
+              <w:rPr>
+                <w:sz w:val="32"/>
+                <w:szCs w:val="32"/>
+              </w:rPr>
+            </w:pPr>
+            <w:r>
+              <w:rPr>
+                <w:sz w:val="32"/>
+                <w:szCs w:val="32"/>
+              </w:rPr>
+              <w:t>Salient Features and Achievements</w:t>
+            </w:r>
+          </w:p>
+        </w:tc>
+        <w:tc>
+          <w:tcPr>
+            <w:tcW w:w="3006" w:type="dxa"/>
+            <w:tcBorders>
+              <w:top w:val="single" w:sz="4" w:space="0" w:color="auto"/>
+              <w:left w:val="single" w:sz="4" w:space="0" w:color="auto"/>
+              <w:bottom w:val="single" w:sz="4" w:space="0" w:color="auto"/>
+              <w:right w:val="single" w:sz="4" w:space="0" w:color="auto"/>
+            </w:tcBorders>
+          </w:tcPr>
+          <w:p>
+            <w:pPr>
+              <w:rPr>
+                <w:sz w:val="32"/>
+                <w:szCs w:val="32"/>
+              </w:rPr>
+            </w:pPr>
+            <w:r>
+              <w:rPr>
+                <w:sz w:val="32"/>
+                <w:szCs w:val="32"/>
+              </w:rPr>
+              <w:t>6</w:t>
+            </w:r>
+            <w:r>
+              <w:rPr>
+                <w:sz w:val="32"/>
+                <w:szCs w:val="32"/>
+              </w:rPr>
+              <w:t>1</w:t>
+            </w:r>
+            <w:r>
+              <w:rPr>
+                <w:sz w:val="32"/>
+                <w:szCs w:val="32"/>
+              </w:rPr>
+              <w:t>-6</w:t>
+            </w:r>
+            <w:r>
+              <w:rPr>
+                <w:sz w:val="32"/>
+                <w:szCs w:val="32"/>
+              </w:rPr>
+              <w:t>2</w:t>
+            </w:r>
+          </w:p>
+        </w:tc>
+      </w:tr>
+      <w:tr>
+        <w:tc>
+          <w:tcPr>
+            <w:tcW w:w="988" w:type="dxa"/>
+            <w:tcBorders>
+              <w:top w:val="single" w:sz="4" w:space="0" w:color="auto"/>
+              <w:left w:val="single" w:sz="4" w:space="0" w:color="auto"/>
+              <w:bottom w:val="single" w:sz="4" w:space="0" w:color="auto"/>
+              <w:right w:val="single" w:sz="4" w:space="0" w:color="auto"/>
+            </w:tcBorders>
+            <w:hideMark/>
+          </w:tcPr>
+          <w:p>
+            <w:pPr>
+              <w:rPr>
+                <w:sz w:val="32"/>
+                <w:szCs w:val="32"/>
+              </w:rPr>
+            </w:pPr>
+            <w:r>
+              <w:rPr>
+                <w:sz w:val="32"/>
+                <w:szCs w:val="32"/>
+              </w:rPr>
+              <w:t>1</w:t>
+            </w:r>
+            <w:r>
+              <w:rPr>
+                <w:sz w:val="32"/>
+                <w:szCs w:val="32"/>
+              </w:rPr>
+              <w:t>5</w:t>
+            </w:r>
+          </w:p>
+        </w:tc>
+        <w:tc>
+          <w:tcPr>
+            <w:tcW w:w="5022" w:type="dxa"/>
+            <w:tcBorders>
+              <w:top w:val="single" w:sz="4" w:space="0" w:color="auto"/>
+              <w:left w:val="single" w:sz="4" w:space="0" w:color="auto"/>
+              <w:bottom w:val="single" w:sz="4" w:space="0" w:color="auto"/>
+              <w:right w:val="single" w:sz="4" w:space="0" w:color="auto"/>
+            </w:tcBorders>
+            <w:hideMark/>
+          </w:tcPr>
+          <w:p>
+            <w:pPr>
+              <w:tabs>
+                <w:tab w:val="left" w:pos="988"/>
+              </w:tabs>
+              <w:rPr>
+                <w:sz w:val="32"/>
+                <w:szCs w:val="32"/>
+              </w:rPr>
+            </w:pPr>
+            <w:r>
+              <w:rPr>
+                <w:sz w:val="32"/>
+                <w:szCs w:val="32"/>
+              </w:rPr>
+              <w:t>Future Enhancements</w:t>
+            </w:r>
+          </w:p>
+        </w:tc>
+        <w:tc>
+          <w:tcPr>
+            <w:tcW w:w="3006" w:type="dxa"/>
+            <w:tcBorders>
+              <w:top w:val="single" w:sz="4" w:space="0" w:color="auto"/>
+              <w:left w:val="single" w:sz="4" w:space="0" w:color="auto"/>
+              <w:bottom w:val="single" w:sz="4" w:space="0" w:color="auto"/>
+              <w:right w:val="single" w:sz="4" w:space="0" w:color="auto"/>
+            </w:tcBorders>
+          </w:tcPr>
+          <w:p>
+            <w:pPr>
+              <w:rPr>
+                <w:sz w:val="32"/>
+                <w:szCs w:val="32"/>
+              </w:rPr>
+            </w:pPr>
+            <w:r>
+              <w:rPr>
+                <w:sz w:val="32"/>
+                <w:szCs w:val="32"/>
+              </w:rPr>
+              <w:t>6</w:t>
+            </w:r>
+            <w:r>
+              <w:rPr>
+                <w:sz w:val="32"/>
+                <w:szCs w:val="32"/>
+              </w:rPr>
+              <w:t>3</w:t>
+            </w:r>
+          </w:p>
+        </w:tc>
+      </w:tr>
+      <w:tr>
+        <w:tc>
+          <w:tcPr>
+            <w:tcW w:w="988" w:type="dxa"/>
+            <w:tcBorders>
+              <w:top w:val="single" w:sz="4" w:space="0" w:color="auto"/>
+              <w:left w:val="single" w:sz="4" w:space="0" w:color="auto"/>
+              <w:bottom w:val="single" w:sz="4" w:space="0" w:color="auto"/>
+              <w:right w:val="single" w:sz="4" w:space="0" w:color="auto"/>
+            </w:tcBorders>
+          </w:tcPr>
+          <w:p>
+            <w:pPr>
+              <w:rPr>
+                <w:sz w:val="32"/>
+                <w:szCs w:val="32"/>
+              </w:rPr>
+            </w:pPr>
+            <w:r>
+              <w:rPr>
+                <w:sz w:val="32"/>
+                <w:szCs w:val="32"/>
+              </w:rPr>
+              <w:t>16</w:t>
+            </w:r>
+          </w:p>
+        </w:tc>
+        <w:tc>
+          <w:tcPr>
+            <w:tcW w:w="5022" w:type="dxa"/>
+            <w:tcBorders>
+              <w:top w:val="single" w:sz="4" w:space="0" w:color="auto"/>
+              <w:left w:val="single" w:sz="4" w:space="0" w:color="auto"/>
+              <w:bottom w:val="single" w:sz="4" w:space="0" w:color="auto"/>
+              <w:right w:val="single" w:sz="4" w:space="0" w:color="auto"/>
+            </w:tcBorders>
+          </w:tcPr>
+          <w:p>
+            <w:pPr>
+              <w:tabs>
+                <w:tab w:val="left" w:pos="988"/>
+              </w:tabs>
+              <w:rPr>
+                <w:sz w:val="32"/>
+                <w:szCs w:val="32"/>
+              </w:rPr>
+            </w:pPr>
+            <w:r>
+              <w:rPr>
+                <w:sz w:val="32"/>
+                <w:szCs w:val="32"/>
+              </w:rPr>
+              <w:t>References</w:t>
+            </w:r>
+          </w:p>
+        </w:tc>
+        <w:tc>
+          <w:tcPr>
+            <w:tcW w:w="3006" w:type="dxa"/>
+            <w:tcBorders>
+              <w:top w:val="single" w:sz="4" w:space="0" w:color="auto"/>
+              <w:left w:val="single" w:sz="4" w:space="0" w:color="auto"/>
+              <w:bottom w:val="single" w:sz="4" w:space="0" w:color="auto"/>
+              <w:right w:val="single" w:sz="4" w:space="0" w:color="auto"/>
+            </w:tcBorders>
+          </w:tcPr>
+          <w:p>
+            <w:pPr>
+              <w:rPr>
+                <w:sz w:val="32"/>
+                <w:szCs w:val="32"/>
+              </w:rPr>
+            </w:pPr>
+            <w:r>
+              <w:rPr>
+                <w:sz w:val="32"/>
+                <w:szCs w:val="32"/>
+              </w:rPr>
+              <w:t>6</w:t>
+            </w:r>
+            <w:r>
+              <w:rPr>
+                <w:sz w:val="32"/>
+                <w:szCs w:val="32"/>
+              </w:rPr>
+              <w:t>4</w:t>
+            </w:r>
+            <w:r>
+              <w:rPr>
+                <w:sz w:val="32"/>
+                <w:szCs w:val="32"/>
+              </w:rPr>
+              <w:t>-6</w:t>
+            </w:r>
+            <w:r>
+              <w:rPr>
+                <w:sz w:val="32"/>
+                <w:szCs w:val="32"/>
+              </w:rPr>
+              <w:t>5</w:t>
+            </w:r>
+          </w:p>
+        </w:tc>
+      </w:tr>
+      <w:tr>
+        <w:tc>
+          <w:tcPr>
+            <w:tcW w:w="988" w:type="dxa"/>
+            <w:tcBorders>
+              <w:top w:val="single" w:sz="4" w:space="0" w:color="auto"/>
+              <w:left w:val="single" w:sz="4" w:space="0" w:color="auto"/>
+              <w:bottom w:val="single" w:sz="4" w:space="0" w:color="auto"/>
+              <w:right w:val="single" w:sz="4" w:space="0" w:color="auto"/>
+            </w:tcBorders>
+            <w:hideMark/>
+          </w:tcPr>
+          <w:p>
+            <w:pPr>
+              <w:rPr>
+                <w:sz w:val="32"/>
+                <w:szCs w:val="32"/>
+              </w:rPr>
+            </w:pPr>
+            <w:r>
+              <w:rPr>
+                <w:sz w:val="32"/>
+                <w:szCs w:val="32"/>
+              </w:rPr>
+              <w:t>1</w:t>
+            </w:r>
+            <w:r>
+              <w:rPr>
+                <w:sz w:val="32"/>
+                <w:szCs w:val="32"/>
+              </w:rPr>
+              <w:t>7</w:t>
+            </w:r>
+          </w:p>
+        </w:tc>
+        <w:tc>
+          <w:tcPr>
+            <w:tcW w:w="5022" w:type="dxa"/>
+            <w:tcBorders>
+              <w:top w:val="single" w:sz="4" w:space="0" w:color="auto"/>
+              <w:left w:val="single" w:sz="4" w:space="0" w:color="auto"/>
+              <w:bottom w:val="single" w:sz="4" w:space="0" w:color="auto"/>
+              <w:right w:val="single" w:sz="4" w:space="0" w:color="auto"/>
+            </w:tcBorders>
+            <w:hideMark/>
+          </w:tcPr>
+          <w:p>
+            <w:pPr>
+              <w:tabs>
+                <w:tab w:val="left" w:pos="988"/>
+              </w:tabs>
+              <w:rPr>
+                <w:sz w:val="32"/>
+                <w:szCs w:val="32"/>
+              </w:rPr>
+            </w:pPr>
+            <w:r>
+              <w:rPr>
+                <w:sz w:val="32"/>
+                <w:szCs w:val="32"/>
+              </w:rPr>
+              <w:t>Appendix</w:t>
+            </w:r>
+          </w:p>
+        </w:tc>
+        <w:tc>
+          <w:tcPr>
+            <w:tcW w:w="3006" w:type="dxa"/>
+            <w:tcBorders>
+              <w:top w:val="single" w:sz="4" w:space="0" w:color="auto"/>
+              <w:left w:val="single" w:sz="4" w:space="0" w:color="auto"/>
+              <w:bottom w:val="single" w:sz="4" w:space="0" w:color="auto"/>
+              <w:right w:val="single" w:sz="4" w:space="0" w:color="auto"/>
+            </w:tcBorders>
+          </w:tcPr>
+          <w:p>
+            <w:pPr>
+              <w:rPr>
+                <w:sz w:val="32"/>
+                <w:szCs w:val="32"/>
+              </w:rPr>
+            </w:pPr>
+            <w:r>
+              <w:rPr>
+                <w:sz w:val="32"/>
+                <w:szCs w:val="32"/>
+              </w:rPr>
+              <w:t>6</w:t>
+            </w:r>
+            <w:r>
+              <w:rPr>
+                <w:sz w:val="32"/>
+                <w:szCs w:val="32"/>
+              </w:rPr>
+              <w:t>6</w:t>
+            </w:r>
+            <w:r>
+              <w:rPr>
+                <w:sz w:val="32"/>
+                <w:szCs w:val="32"/>
+              </w:rPr>
+              <w:t>-6</w:t>
+            </w:r>
+            <w:r>
+              <w:rPr>
+                <w:sz w:val="32"/>
+                <w:szCs w:val="32"/>
+              </w:rPr>
+              <w:t>8</w:t>
+            </w:r>
+          </w:p>
+        </w:tc>
+      </w:tr>
+    </w:tbl>
+    <w:p/>
     <w:p>
       <w:pPr>
         <w:tabs>
@@ -4352,6 +6483,7 @@
   <w:style w:type="character" w:default="1" w:styleId="DefaultParagraphFont">
     <w:name w:val="Default Paragraph Font"/>
     <w:uiPriority w:val="1"/>
+    <w:semiHidden/>
     <w:unhideWhenUsed/>
   </w:style>
   <w:style w:type="table" w:default="1" w:styleId="TableNormal">
